--- a/app/static/library/sa8000/modulistica/MOD-320-01-Check-List-Preparazione-risposta-emergenze.docx
+++ b/app/static/library/sa8000/modulistica/MOD-320-01-Check-List-Preparazione-risposta-emergenze.docx
@@ -4171,9 +4171,6 @@
   <w:p>
     <w:pPr>
       <w:pStyle w:val="Pidipagina"/>
-      <w:pBdr>
-        <w:bottom w:val="single" w:sz="6" w:space="1" w:color="auto"/>
-      </w:pBdr>
       <w:jc w:val="center"/>
       <w:rPr>
         <w:rFonts w:ascii="Arial" w:hAnsi="Arial" w:cs="Arial"/>
@@ -4189,18 +4186,6 @@
       <w:jc w:val="center"/>
       <w:rPr>
         <w:rFonts w:ascii="Arial" w:hAnsi="Arial" w:cs="Arial"/>
-        <w:b/>
-        <w:bCs/>
-        <w:color w:val="662160"/>
-      </w:rPr>
-    </w:pPr>
-  </w:p>
-  <w:p>
-    <w:pPr>
-      <w:pStyle w:val="Pidipagina"/>
-      <w:jc w:val="center"/>
-      <w:rPr>
-        <w:rFonts w:ascii="Arial" w:hAnsi="Arial" w:cs="Arial"/>
       </w:rPr>
     </w:pPr>
     <w:r>
@@ -4314,6 +4299,11 @@
         <w:rFonts w:ascii="Arial" w:hAnsi="Arial" w:cs="Arial"/>
       </w:rPr>
       <w:t>1</w:t>
+    </w:r>
+  </w:p>
+  <w:p>
+    <w:r>
+      <w:t>MasterComplianceHSQE by Maurizio Gustinicchi Consulting</w:t>
     </w:r>
   </w:p>
 </w:ftr>
